--- a/lab-b/PTW-LB-250A-barczyk-jakub.docx
+++ b/lab-b/PTW-LB-250A-barczyk-jakub.docx
@@ -18,8 +18,8 @@
         <w:tblLook w:val="04a0" w:noVBand="1" w:noHBand="0" w:lastColumn="0" w:firstColumn="1" w:lastRow="0" w:firstRow="1"/>
       </w:tblPr>
       <w:tblGrid>
-        <w:gridCol w:w="1695"/>
-        <w:gridCol w:w="4254"/>
+        <w:gridCol w:w="1694"/>
+        <w:gridCol w:w="4255"/>
         <w:gridCol w:w="4507"/>
       </w:tblGrid>
       <w:tr>
@@ -28,7 +28,7 @@
         </w:trPr>
         <w:tc>
           <w:tcPr>
-            <w:tcW w:w="1695" w:type="dxa"/>
+            <w:tcW w:w="1694" w:type="dxa"/>
             <w:vMerge w:val="restart"/>
             <w:tcBorders>
               <w:top w:val="single" w:sz="4" w:space="0" w:color="D9D9D9"/>
@@ -43,6 +43,7 @@
             <w:pPr>
               <w:pStyle w:val="Normal"/>
               <w:widowControl/>
+              <w:suppressAutoHyphens w:val="true"/>
               <w:spacing w:lineRule="auto" w:line="240" w:before="0" w:after="0"/>
               <w:jc w:val="center"/>
               <w:rPr>
@@ -115,7 +116,7 @@
         </w:tc>
         <w:tc>
           <w:tcPr>
-            <w:tcW w:w="4254" w:type="dxa"/>
+            <w:tcW w:w="4255" w:type="dxa"/>
             <w:vMerge w:val="restart"/>
             <w:tcBorders>
               <w:top w:val="single" w:sz="4" w:space="0" w:color="D9D9D9"/>
@@ -129,6 +130,7 @@
             <w:pPr>
               <w:pStyle w:val="Normal"/>
               <w:widowControl/>
+              <w:suppressAutoHyphens w:val="true"/>
               <w:spacing w:lineRule="auto" w:line="240" w:before="0" w:after="0"/>
               <w:jc w:val="center"/>
               <w:rPr>
@@ -252,6 +254,7 @@
             <w:pPr>
               <w:pStyle w:val="Normal"/>
               <w:widowControl/>
+              <w:suppressAutoHyphens w:val="true"/>
               <w:spacing w:lineRule="auto" w:line="240" w:before="0" w:after="0"/>
               <w:jc w:val="center"/>
               <w:rPr>
@@ -323,6 +326,7 @@
             <w:pPr>
               <w:pStyle w:val="Normal"/>
               <w:widowControl/>
+              <w:suppressAutoHyphens w:val="true"/>
               <w:spacing w:lineRule="auto" w:line="240" w:before="0" w:after="0"/>
               <w:jc w:val="center"/>
               <w:rPr>
@@ -406,6 +410,7 @@
             <w:pPr>
               <w:pStyle w:val="Normal"/>
               <w:widowControl/>
+              <w:suppressAutoHyphens w:val="true"/>
               <w:spacing w:lineRule="auto" w:line="240" w:before="0" w:after="0"/>
               <w:jc w:val="end"/>
               <w:rPr>
@@ -495,7 +500,7 @@
         </w:trPr>
         <w:tc>
           <w:tcPr>
-            <w:tcW w:w="1695" w:type="dxa"/>
+            <w:tcW w:w="1694" w:type="dxa"/>
             <w:vMerge w:val="continue"/>
             <w:tcBorders>
               <w:top w:val="single" w:sz="4" w:space="0" w:color="D9D9D9"/>
@@ -510,6 +515,7 @@
             <w:pPr>
               <w:pStyle w:val="Normal"/>
               <w:widowControl/>
+              <w:suppressAutoHyphens w:val="true"/>
               <w:spacing w:lineRule="auto" w:line="240" w:before="0" w:after="0"/>
               <w:jc w:val="center"/>
               <w:rPr>
@@ -522,20 +528,18 @@
             </w:pPr>
             <w:r>
               <w:rPr>
-                <w:rFonts w:eastAsia="Calibri" w:cs="Arial"/>
                 <w:b/>
                 <w:bCs/>
-                <w:kern w:val="2"/>
                 <w:sz w:val="48"/>
                 <w:szCs w:val="48"/>
-                <w:lang w:val="pl-PL" w:eastAsia="en-US" w:bidi="ar-SA"/>
+                <w:lang w:val="pl-PL"/>
               </w:rPr>
             </w:r>
           </w:p>
         </w:tc>
         <w:tc>
           <w:tcPr>
-            <w:tcW w:w="4254" w:type="dxa"/>
+            <w:tcW w:w="4255" w:type="dxa"/>
             <w:vMerge w:val="continue"/>
             <w:tcBorders>
               <w:top w:val="single" w:sz="4" w:space="0" w:color="D9D9D9"/>
@@ -549,6 +553,7 @@
             <w:pPr>
               <w:pStyle w:val="Normal"/>
               <w:widowControl/>
+              <w:suppressAutoHyphens w:val="true"/>
               <w:spacing w:lineRule="auto" w:line="240" w:before="0" w:after="0"/>
               <w:jc w:val="center"/>
               <w:rPr>
@@ -559,11 +564,9 @@
             </w:pPr>
             <w:r>
               <w:rPr>
-                <w:rFonts w:eastAsia="Calibri" w:cs="Arial"/>
-                <w:kern w:val="2"/>
                 <w:sz w:val="28"/>
                 <w:szCs w:val="28"/>
-                <w:lang w:val="pl-PL" w:eastAsia="en-US" w:bidi="ar-SA"/>
+                <w:lang w:val="pl-PL"/>
               </w:rPr>
             </w:r>
           </w:p>
@@ -583,6 +586,7 @@
             <w:pPr>
               <w:pStyle w:val="Normal"/>
               <w:widowControl/>
+              <w:suppressAutoHyphens w:val="true"/>
               <w:spacing w:lineRule="auto" w:line="240" w:before="0" w:after="0"/>
               <w:jc w:val="start"/>
               <w:rPr>
@@ -591,11 +595,7 @@
             </w:pPr>
             <w:r>
               <w:rPr>
-                <w:rFonts w:eastAsia="Calibri" w:cs="Arial"/>
-                <w:kern w:val="2"/>
-                <w:sz w:val="22"/>
-                <w:szCs w:val="22"/>
-                <w:lang w:val="pl-PL" w:eastAsia="en-US" w:bidi="ar-SA"/>
+                <w:lang w:val="pl-PL"/>
               </w:rPr>
             </w:r>
           </w:p>
@@ -607,7 +607,7 @@
         </w:trPr>
         <w:tc>
           <w:tcPr>
-            <w:tcW w:w="1695" w:type="dxa"/>
+            <w:tcW w:w="1694" w:type="dxa"/>
             <w:tcBorders>
               <w:top w:val="single" w:sz="4" w:space="0" w:color="D9D9D9"/>
               <w:start w:val="single" w:sz="4" w:space="0" w:color="D9D9D9"/>
@@ -620,6 +620,7 @@
             <w:pPr>
               <w:pStyle w:val="Normal"/>
               <w:widowControl/>
+              <w:suppressAutoHyphens w:val="true"/>
               <w:spacing w:lineRule="auto" w:line="240" w:before="0" w:after="0"/>
               <w:jc w:val="center"/>
               <w:rPr>
@@ -692,7 +693,7 @@
         </w:tc>
         <w:tc>
           <w:tcPr>
-            <w:tcW w:w="4254" w:type="dxa"/>
+            <w:tcW w:w="4255" w:type="dxa"/>
             <w:vMerge w:val="continue"/>
             <w:tcBorders>
               <w:top w:val="single" w:sz="4" w:space="0" w:color="D9D9D9"/>
@@ -705,6 +706,7 @@
             <w:pPr>
               <w:pStyle w:val="Normal"/>
               <w:widowControl/>
+              <w:suppressAutoHyphens w:val="true"/>
               <w:spacing w:lineRule="auto" w:line="240" w:before="0" w:after="0"/>
               <w:jc w:val="start"/>
               <w:rPr>
@@ -713,11 +715,7 @@
             </w:pPr>
             <w:r>
               <w:rPr>
-                <w:rFonts w:eastAsia="Calibri" w:cs="Arial"/>
-                <w:kern w:val="2"/>
-                <w:sz w:val="22"/>
-                <w:szCs w:val="22"/>
-                <w:lang w:val="pl-PL" w:eastAsia="en-US" w:bidi="ar-SA"/>
+                <w:lang w:val="pl-PL"/>
               </w:rPr>
             </w:r>
           </w:p>
@@ -737,6 +735,7 @@
             <w:pPr>
               <w:pStyle w:val="Normal"/>
               <w:widowControl/>
+              <w:suppressAutoHyphens w:val="true"/>
               <w:spacing w:lineRule="auto" w:line="240" w:before="0" w:after="0"/>
               <w:jc w:val="start"/>
               <w:rPr>
@@ -745,11 +744,7 @@
             </w:pPr>
             <w:r>
               <w:rPr>
-                <w:rFonts w:eastAsia="Calibri" w:cs="Arial"/>
-                <w:kern w:val="2"/>
-                <w:sz w:val="22"/>
-                <w:szCs w:val="22"/>
-                <w:lang w:val="pl-PL" w:eastAsia="en-US" w:bidi="ar-SA"/>
+                <w:lang w:val="pl-PL"/>
               </w:rPr>
             </w:r>
           </w:p>
@@ -814,6 +809,7 @@
           <w:r>
             <w:rPr>
               <w:rStyle w:val="IndexLink"/>
+              <w:vanish w:val="false"/>
               <w:webHidden/>
               <w:lang w:val="pl-PL"/>
             </w:rPr>
@@ -822,6 +818,7 @@
           <w:r>
             <w:rPr>
               <w:rStyle w:val="IndexLink"/>
+              <w:vanish w:val="false"/>
               <w:webHidden/>
               <w:lang w:val="pl-PL"/>
             </w:rPr>
@@ -831,6 +828,7 @@
             <w:r>
               <w:rPr>
                 <w:rStyle w:val="IndexLink"/>
+                <w:vanish w:val="false"/>
                 <w:webHidden/>
                 <w:lang w:val="pl-PL"/>
               </w:rPr>
@@ -888,6 +886,7 @@
             <w:r>
               <w:rPr>
                 <w:rStyle w:val="IndexLink"/>
+                <w:vanish w:val="false"/>
                 <w:webHidden/>
                 <w:lang w:val="pl-PL"/>
               </w:rPr>
@@ -945,6 +944,7 @@
             <w:r>
               <w:rPr>
                 <w:rStyle w:val="IndexLink"/>
+                <w:vanish w:val="false"/>
                 <w:webHidden/>
                 <w:lang w:val="pl-PL"/>
               </w:rPr>
@@ -1002,6 +1002,7 @@
             <w:r>
               <w:rPr>
                 <w:rStyle w:val="IndexLink"/>
+                <w:vanish w:val="false"/>
                 <w:webHidden/>
                 <w:lang w:val="pl-PL"/>
               </w:rPr>
@@ -1059,6 +1060,7 @@
             <w:r>
               <w:rPr>
                 <w:rStyle w:val="IndexLink"/>
+                <w:vanish w:val="false"/>
                 <w:webHidden/>
                 <w:lang w:val="pl-PL"/>
               </w:rPr>
@@ -1116,6 +1118,7 @@
             <w:r>
               <w:rPr>
                 <w:rStyle w:val="IndexLink"/>
+                <w:vanish w:val="false"/>
                 <w:webHidden/>
                 <w:lang w:val="pl-PL"/>
               </w:rPr>
@@ -1173,6 +1176,7 @@
             <w:r>
               <w:rPr>
                 <w:rStyle w:val="IndexLink"/>
+                <w:vanish w:val="false"/>
                 <w:webHidden/>
                 <w:lang w:val="pl-PL"/>
               </w:rPr>
@@ -1230,6 +1234,7 @@
             <w:r>
               <w:rPr>
                 <w:rStyle w:val="IndexLink"/>
+                <w:vanish w:val="false"/>
                 <w:webHidden/>
                 <w:lang w:val="pl-PL"/>
               </w:rPr>
@@ -1287,6 +1292,7 @@
             <w:r>
               <w:rPr>
                 <w:rStyle w:val="IndexLink"/>
+                <w:vanish w:val="false"/>
                 <w:webHidden/>
                 <w:lang w:val="pl-PL"/>
               </w:rPr>
@@ -1344,6 +1350,7 @@
             <w:r>
               <w:rPr>
                 <w:rStyle w:val="IndexLink"/>
+                <w:vanish w:val="false"/>
                 <w:webHidden/>
                 <w:lang w:val="pl-PL"/>
               </w:rPr>
@@ -1401,6 +1408,7 @@
             <w:r>
               <w:rPr>
                 <w:rStyle w:val="IndexLink"/>
+                <w:vanish w:val="false"/>
                 <w:webHidden/>
                 <w:lang w:val="pl-PL"/>
               </w:rPr>
@@ -1458,6 +1466,7 @@
             <w:r>
               <w:rPr>
                 <w:rStyle w:val="IndexLink"/>
+                <w:vanish w:val="false"/>
                 <w:webHidden/>
                 <w:lang w:val="pl-PL"/>
               </w:rPr>
@@ -1514,13 +1523,6 @@
           <w:hyperlink w:anchor="_Toc223385573">
             <w:r>
               <w:rPr>
-                <w:rStyle w:val="IndexLink"/>
-                <w:webHidden/>
-              </w:rPr>
-              <w:t>Commit projektu do GIT</w:t>
-            </w:r>
-            <w:r>
-              <w:rPr>
                 <w:webHidden/>
               </w:rPr>
               <w:fldChar w:fldCharType="begin"/>
@@ -1541,7 +1543,9 @@
               <w:rPr>
                 <w:rStyle w:val="IndexLink"/>
                 <w:vanish w:val="false"/>
-              </w:rPr>
+                <w:webHidden/>
+              </w:rPr>
+              <w:t>Commit projektu do GIT</w:t>
               <w:tab/>
               <w:t>7</w:t>
             </w:r>
@@ -1571,6 +1575,7 @@
             <w:r>
               <w:rPr>
                 <w:rStyle w:val="IndexLink"/>
+                <w:vanish w:val="false"/>
                 <w:webHidden/>
                 <w:lang w:val="pl-PL"/>
               </w:rPr>
@@ -1726,8 +1731,8 @@
           <w:lang w:val="pl-PL"/>
         </w:rPr>
       </w:pPr>
-      <w:bookmarkStart w:id="3" w:name="_Toc223385563"/>
-      <w:bookmarkStart w:id="4" w:name="_Toc146283465"/>
+      <w:bookmarkStart w:id="3" w:name="_Toc146283465"/>
+      <w:bookmarkStart w:id="4" w:name="_Toc223385563"/>
       <w:r>
         <w:rPr>
           <w:lang w:val="pl-PL"/>
@@ -1777,8 +1782,8 @@
           <w:lang w:val="pl-PL"/>
         </w:rPr>
       </w:pPr>
-      <w:bookmarkStart w:id="5" w:name="_Toc223385564"/>
-      <w:bookmarkStart w:id="6" w:name="_Toc146283466"/>
+      <w:bookmarkStart w:id="5" w:name="_Toc146283466"/>
+      <w:bookmarkStart w:id="6" w:name="_Toc223385564"/>
       <w:r>
         <w:rPr>
           <w:lang w:val="pl-PL"/>
@@ -2178,7 +2183,7 @@
                           <a:noFill/>
                         </a:ln>
                         <a:effectLst>
-                          <a:outerShdw algn="tl" blurRad="291960" dir="2700000" dist="138988" rotWithShape="0">
+                          <a:outerShdw algn="tl" blurRad="291960" dir="2700000" dist="138479" rotWithShape="0">
                             <a:srgbClr val="333333">
                               <a:alpha val="65000"/>
                             </a:srgbClr>
@@ -2254,7 +2259,7 @@
                           <a:noFill/>
                         </a:ln>
                         <a:effectLst>
-                          <a:outerShdw algn="tl" blurRad="291960" dir="2700000" dist="138988" rotWithShape="0">
+                          <a:outerShdw algn="tl" blurRad="291960" dir="2700000" dist="138479" rotWithShape="0">
                             <a:srgbClr val="333333">
                               <a:alpha val="65000"/>
                             </a:srgbClr>
@@ -2311,7 +2316,7 @@
                           <a:noFill/>
                         </a:ln>
                         <a:effectLst>
-                          <a:outerShdw algn="tl" blurRad="291960" dir="2700000" dist="138988" rotWithShape="0">
+                          <a:outerShdw algn="tl" blurRad="291960" dir="2700000" dist="138479" rotWithShape="0">
                             <a:srgbClr val="333333">
                               <a:alpha val="65000"/>
                             </a:srgbClr>
@@ -2458,10 +2463,18 @@
       <w:r>
         <w:rPr/>
         <w:drawing>
-          <wp:inline distT="0" distB="0" distL="0" distR="0">
-            <wp:extent cx="899795" cy="899795"/>
+          <wp:anchor distT="0" distB="0" distL="0" distR="0" simplePos="0" relativeHeight="5" behindDoc="0" locked="0" layoutInCell="0" allowOverlap="1">
+            <wp:simplePos x="0" y="0"/>
+            <wp:positionH relativeFrom="column">
+              <wp:align>center</wp:align>
+            </wp:positionH>
+            <wp:positionV relativeFrom="paragraph">
+              <wp:posOffset>635</wp:posOffset>
+            </wp:positionV>
+            <wp:extent cx="4813300" cy="5669280"/>
             <wp:effectExtent l="0" t="0" r="0" b="0"/>
-            <wp:docPr id="7" name="Obraz 752665118" descr="Obraz zawierający biały, design&#10;&#10;Zawartość wygenerowana przez AI może być niepoprawna."/>
+            <wp:wrapSquare wrapText="largest"/>
+            <wp:docPr id="7" name="Image1"/>
             <wp:cNvGraphicFramePr>
               <a:graphicFrameLocks xmlns:a="http://schemas.openxmlformats.org/drawingml/2006/main" noChangeAspect="1"/>
             </wp:cNvGraphicFramePr>
@@ -2469,7 +2482,7 @@
               <a:graphicData uri="http://schemas.openxmlformats.org/drawingml/2006/picture">
                 <pic:pic xmlns:pic="http://schemas.openxmlformats.org/drawingml/2006/picture">
                   <pic:nvPicPr>
-                    <pic:cNvPr id="7" name="Obraz 752665118" descr="Obraz zawierający biały, design&#10;&#10;Zawartość wygenerowana przez AI może być niepoprawna."/>
+                    <pic:cNvPr id="7" name="Image1"/>
                     <pic:cNvPicPr>
                       <a:picLocks noChangeAspect="1" noChangeArrowheads="1"/>
                     </pic:cNvPicPr>
@@ -2483,7 +2496,7 @@
                   <pic:spPr bwMode="auto">
                     <a:xfrm>
                       <a:off x="0" y="0"/>
-                      <a:ext cx="899795" cy="899795"/>
+                      <a:ext cx="4813300" cy="5669280"/>
                     </a:xfrm>
                     <a:prstGeom prst="rect">
                       <a:avLst/>
@@ -2493,7 +2506,7 @@
                 </pic:pic>
               </a:graphicData>
             </a:graphic>
-          </wp:inline>
+          </wp:anchor>
         </w:drawing>
       </w:r>
     </w:p>
@@ -2522,8 +2535,8 @@
         <w:tblLook w:val="04a0" w:noVBand="1" w:noHBand="0" w:lastColumn="0" w:firstColumn="1" w:lastRow="0" w:firstRow="1"/>
       </w:tblPr>
       <w:tblGrid>
-        <w:gridCol w:w="8195"/>
-        <w:gridCol w:w="1135"/>
+        <w:gridCol w:w="8194"/>
+        <w:gridCol w:w="1136"/>
         <w:gridCol w:w="1136"/>
       </w:tblGrid>
       <w:tr>
@@ -2532,7 +2545,7 @@
         </w:trPr>
         <w:tc>
           <w:tcPr>
-            <w:tcW w:w="8195" w:type="dxa"/>
+            <w:tcW w:w="8194" w:type="dxa"/>
             <w:tcBorders/>
             <w:vAlign w:val="center"/>
           </w:tcPr>
@@ -2540,6 +2553,7 @@
             <w:pPr>
               <w:pStyle w:val="PunktyTabela"/>
               <w:widowControl/>
+              <w:suppressAutoHyphens w:val="true"/>
               <w:spacing w:before="0" w:after="0"/>
               <w:jc w:val="start"/>
               <w:rPr>
@@ -2559,38 +2573,6 @@
                 <w:lang w:eastAsia="en-US" w:bidi="ar-SA"/>
               </w:rPr>
               <w:t>Punkty:</w:t>
-            </w:r>
-          </w:p>
-        </w:tc>
-        <w:tc>
-          <w:tcPr>
-            <w:tcW w:w="1135" w:type="dxa"/>
-            <w:tcBorders/>
-            <w:vAlign w:val="center"/>
-          </w:tcPr>
-          <w:p>
-            <w:pPr>
-              <w:pStyle w:val="PunktyTabela"/>
-              <w:widowControl/>
-              <w:spacing w:before="0" w:after="0"/>
-              <w:jc w:val="center"/>
-              <w:rPr>
-                <w:rFonts w:ascii="Calibri" w:hAnsi="Calibri" w:eastAsia="Calibri" w:cs="Arial"/>
-                <w:kern w:val="2"/>
-                <w:sz w:val="22"/>
-                <w:szCs w:val="22"/>
-                <w:lang w:eastAsia="en-US" w:bidi="ar-SA"/>
-              </w:rPr>
-            </w:pPr>
-            <w:r>
-              <w:rPr>
-                <w:rFonts w:eastAsia="Calibri" w:cs="Arial"/>
-                <w:kern w:val="2"/>
-                <w:sz w:val="22"/>
-                <w:szCs w:val="22"/>
-                <w:lang w:eastAsia="en-US" w:bidi="ar-SA"/>
-              </w:rPr>
-              <w:t>0</w:t>
             </w:r>
           </w:p>
         </w:tc>
@@ -2604,6 +2586,40 @@
             <w:pPr>
               <w:pStyle w:val="PunktyTabela"/>
               <w:widowControl/>
+              <w:suppressAutoHyphens w:val="true"/>
+              <w:spacing w:before="0" w:after="0"/>
+              <w:jc w:val="center"/>
+              <w:rPr>
+                <w:rFonts w:ascii="Calibri" w:hAnsi="Calibri" w:eastAsia="Calibri" w:cs="Arial"/>
+                <w:kern w:val="2"/>
+                <w:sz w:val="22"/>
+                <w:szCs w:val="22"/>
+                <w:lang w:eastAsia="en-US" w:bidi="ar-SA"/>
+              </w:rPr>
+            </w:pPr>
+            <w:r>
+              <w:rPr>
+                <w:rFonts w:eastAsia="Calibri" w:cs="Arial"/>
+                <w:kern w:val="2"/>
+                <w:sz w:val="22"/>
+                <w:szCs w:val="22"/>
+                <w:lang w:eastAsia="en-US" w:bidi="ar-SA"/>
+              </w:rPr>
+              <w:t>0</w:t>
+            </w:r>
+          </w:p>
+        </w:tc>
+        <w:tc>
+          <w:tcPr>
+            <w:tcW w:w="1136" w:type="dxa"/>
+            <w:tcBorders/>
+            <w:vAlign w:val="center"/>
+          </w:tcPr>
+          <w:p>
+            <w:pPr>
+              <w:pStyle w:val="PunktyTabela"/>
+              <w:widowControl/>
+              <w:suppressAutoHyphens w:val="true"/>
               <w:spacing w:before="0" w:after="0"/>
               <w:jc w:val="center"/>
               <w:rPr>
@@ -2961,10 +2977,18 @@
       <w:r>
         <w:rPr/>
         <w:drawing>
-          <wp:inline distT="0" distB="0" distL="0" distR="0">
-            <wp:extent cx="899795" cy="899795"/>
+          <wp:anchor distT="0" distB="0" distL="0" distR="0" simplePos="0" relativeHeight="6" behindDoc="0" locked="0" layoutInCell="0" allowOverlap="1">
+            <wp:simplePos x="0" y="0"/>
+            <wp:positionH relativeFrom="column">
+              <wp:align>center</wp:align>
+            </wp:positionH>
+            <wp:positionV relativeFrom="paragraph">
+              <wp:posOffset>635</wp:posOffset>
+            </wp:positionV>
+            <wp:extent cx="4805045" cy="1147445"/>
             <wp:effectExtent l="0" t="0" r="0" b="0"/>
-            <wp:docPr id="8" name="Obraz 1116321251" descr="Obraz zawierający biały, design&#10;&#10;Zawartość wygenerowana przez AI może być niepoprawna."/>
+            <wp:wrapSquare wrapText="largest"/>
+            <wp:docPr id="8" name="Image2"/>
             <wp:cNvGraphicFramePr>
               <a:graphicFrameLocks xmlns:a="http://schemas.openxmlformats.org/drawingml/2006/main" noChangeAspect="1"/>
             </wp:cNvGraphicFramePr>
@@ -2972,7 +2996,7 @@
               <a:graphicData uri="http://schemas.openxmlformats.org/drawingml/2006/picture">
                 <pic:pic xmlns:pic="http://schemas.openxmlformats.org/drawingml/2006/picture">
                   <pic:nvPicPr>
-                    <pic:cNvPr id="8" name="Obraz 1116321251" descr="Obraz zawierający biały, design&#10;&#10;Zawartość wygenerowana przez AI może być niepoprawna."/>
+                    <pic:cNvPr id="8" name="Image2"/>
                     <pic:cNvPicPr>
                       <a:picLocks noChangeAspect="1" noChangeArrowheads="1"/>
                     </pic:cNvPicPr>
@@ -2986,7 +3010,7 @@
                   <pic:spPr bwMode="auto">
                     <a:xfrm>
                       <a:off x="0" y="0"/>
-                      <a:ext cx="899795" cy="899795"/>
+                      <a:ext cx="4805045" cy="1147445"/>
                     </a:xfrm>
                     <a:prstGeom prst="rect">
                       <a:avLst/>
@@ -2996,7 +3020,7 @@
                 </pic:pic>
               </a:graphicData>
             </a:graphic>
-          </wp:inline>
+          </wp:anchor>
         </w:drawing>
       </w:r>
     </w:p>
@@ -3028,10 +3052,18 @@
       <w:r>
         <w:rPr/>
         <w:drawing>
-          <wp:inline distT="0" distB="0" distL="0" distR="0">
-            <wp:extent cx="899795" cy="899795"/>
+          <wp:anchor distT="0" distB="0" distL="0" distR="0" simplePos="0" relativeHeight="7" behindDoc="0" locked="0" layoutInCell="0" allowOverlap="1">
+            <wp:simplePos x="0" y="0"/>
+            <wp:positionH relativeFrom="column">
+              <wp:align>center</wp:align>
+            </wp:positionH>
+            <wp:positionV relativeFrom="paragraph">
+              <wp:posOffset>635</wp:posOffset>
+            </wp:positionV>
+            <wp:extent cx="4796155" cy="1737360"/>
             <wp:effectExtent l="0" t="0" r="0" b="0"/>
-            <wp:docPr id="9" name="Obraz 242997249" descr="Obraz zawierający biały, design&#10;&#10;Zawartość wygenerowana przez AI może być niepoprawna."/>
+            <wp:wrapSquare wrapText="largest"/>
+            <wp:docPr id="9" name="Image3"/>
             <wp:cNvGraphicFramePr>
               <a:graphicFrameLocks xmlns:a="http://schemas.openxmlformats.org/drawingml/2006/main" noChangeAspect="1"/>
             </wp:cNvGraphicFramePr>
@@ -3039,7 +3071,7 @@
               <a:graphicData uri="http://schemas.openxmlformats.org/drawingml/2006/picture">
                 <pic:pic xmlns:pic="http://schemas.openxmlformats.org/drawingml/2006/picture">
                   <pic:nvPicPr>
-                    <pic:cNvPr id="9" name="Obraz 242997249" descr="Obraz zawierający biały, design&#10;&#10;Zawartość wygenerowana przez AI może być niepoprawna."/>
+                    <pic:cNvPr id="9" name="Image3"/>
                     <pic:cNvPicPr>
                       <a:picLocks noChangeAspect="1" noChangeArrowheads="1"/>
                     </pic:cNvPicPr>
@@ -3053,7 +3085,7 @@
                   <pic:spPr bwMode="auto">
                     <a:xfrm>
                       <a:off x="0" y="0"/>
-                      <a:ext cx="899795" cy="899795"/>
+                      <a:ext cx="4796155" cy="1737360"/>
                     </a:xfrm>
                     <a:prstGeom prst="rect">
                       <a:avLst/>
@@ -3063,7 +3095,7 @@
                 </pic:pic>
               </a:graphicData>
             </a:graphic>
-          </wp:inline>
+          </wp:anchor>
         </w:drawing>
       </w:r>
     </w:p>
@@ -3092,8 +3124,8 @@
         <w:tblLook w:val="04a0" w:noVBand="1" w:noHBand="0" w:lastColumn="0" w:firstColumn="1" w:lastRow="0" w:firstRow="1"/>
       </w:tblPr>
       <w:tblGrid>
-        <w:gridCol w:w="8195"/>
-        <w:gridCol w:w="1135"/>
+        <w:gridCol w:w="8194"/>
+        <w:gridCol w:w="1136"/>
         <w:gridCol w:w="1136"/>
       </w:tblGrid>
       <w:tr>
@@ -3102,7 +3134,7 @@
         </w:trPr>
         <w:tc>
           <w:tcPr>
-            <w:tcW w:w="8195" w:type="dxa"/>
+            <w:tcW w:w="8194" w:type="dxa"/>
             <w:tcBorders/>
             <w:vAlign w:val="center"/>
           </w:tcPr>
@@ -3110,6 +3142,7 @@
             <w:pPr>
               <w:pStyle w:val="PunktyTabela"/>
               <w:widowControl/>
+              <w:suppressAutoHyphens w:val="true"/>
               <w:spacing w:before="0" w:after="0"/>
               <w:jc w:val="start"/>
               <w:rPr>
@@ -3129,38 +3162,6 @@
                 <w:lang w:eastAsia="en-US" w:bidi="ar-SA"/>
               </w:rPr>
               <w:t>Punkty:</w:t>
-            </w:r>
-          </w:p>
-        </w:tc>
-        <w:tc>
-          <w:tcPr>
-            <w:tcW w:w="1135" w:type="dxa"/>
-            <w:tcBorders/>
-            <w:vAlign w:val="center"/>
-          </w:tcPr>
-          <w:p>
-            <w:pPr>
-              <w:pStyle w:val="PunktyTabela"/>
-              <w:widowControl/>
-              <w:spacing w:before="0" w:after="0"/>
-              <w:jc w:val="center"/>
-              <w:rPr>
-                <w:rFonts w:ascii="Calibri" w:hAnsi="Calibri" w:eastAsia="Calibri" w:cs="Arial"/>
-                <w:kern w:val="2"/>
-                <w:sz w:val="22"/>
-                <w:szCs w:val="22"/>
-                <w:lang w:eastAsia="en-US" w:bidi="ar-SA"/>
-              </w:rPr>
-            </w:pPr>
-            <w:r>
-              <w:rPr>
-                <w:rFonts w:eastAsia="Calibri" w:cs="Arial"/>
-                <w:kern w:val="2"/>
-                <w:sz w:val="22"/>
-                <w:szCs w:val="22"/>
-                <w:lang w:eastAsia="en-US" w:bidi="ar-SA"/>
-              </w:rPr>
-              <w:t>0</w:t>
             </w:r>
           </w:p>
         </w:tc>
@@ -3174,6 +3175,40 @@
             <w:pPr>
               <w:pStyle w:val="PunktyTabela"/>
               <w:widowControl/>
+              <w:suppressAutoHyphens w:val="true"/>
+              <w:spacing w:before="0" w:after="0"/>
+              <w:jc w:val="center"/>
+              <w:rPr>
+                <w:rFonts w:ascii="Calibri" w:hAnsi="Calibri" w:eastAsia="Calibri" w:cs="Arial"/>
+                <w:kern w:val="2"/>
+                <w:sz w:val="22"/>
+                <w:szCs w:val="22"/>
+                <w:lang w:eastAsia="en-US" w:bidi="ar-SA"/>
+              </w:rPr>
+            </w:pPr>
+            <w:r>
+              <w:rPr>
+                <w:rFonts w:eastAsia="Calibri" w:cs="Arial"/>
+                <w:kern w:val="2"/>
+                <w:sz w:val="22"/>
+                <w:szCs w:val="22"/>
+                <w:lang w:eastAsia="en-US" w:bidi="ar-SA"/>
+              </w:rPr>
+              <w:t>0</w:t>
+            </w:r>
+          </w:p>
+        </w:tc>
+        <w:tc>
+          <w:tcPr>
+            <w:tcW w:w="1136" w:type="dxa"/>
+            <w:tcBorders/>
+            <w:vAlign w:val="center"/>
+          </w:tcPr>
+          <w:p>
+            <w:pPr>
+              <w:pStyle w:val="PunktyTabela"/>
+              <w:widowControl/>
+              <w:suppressAutoHyphens w:val="true"/>
               <w:spacing w:before="0" w:after="0"/>
               <w:jc w:val="center"/>
               <w:rPr>
@@ -3242,10 +3277,18 @@
       <w:r>
         <w:rPr/>
         <w:drawing>
-          <wp:inline distT="0" distB="0" distL="0" distR="0">
-            <wp:extent cx="899795" cy="899795"/>
+          <wp:anchor distT="0" distB="0" distL="0" distR="0" simplePos="0" relativeHeight="8" behindDoc="0" locked="0" layoutInCell="0" allowOverlap="1">
+            <wp:simplePos x="0" y="0"/>
+            <wp:positionH relativeFrom="column">
+              <wp:align>center</wp:align>
+            </wp:positionH>
+            <wp:positionV relativeFrom="paragraph">
+              <wp:align>top</wp:align>
+            </wp:positionV>
+            <wp:extent cx="4796155" cy="1737360"/>
             <wp:effectExtent l="0" t="0" r="0" b="0"/>
-            <wp:docPr id="10" name="Obraz 1524741466" descr="Obraz zawierający biały, design&#10;&#10;Zawartość wygenerowana przez AI może być niepoprawna."/>
+            <wp:wrapSquare wrapText="largest"/>
+            <wp:docPr id="10" name="Image4"/>
             <wp:cNvGraphicFramePr>
               <a:graphicFrameLocks xmlns:a="http://schemas.openxmlformats.org/drawingml/2006/main" noChangeAspect="1"/>
             </wp:cNvGraphicFramePr>
@@ -3253,7 +3296,7 @@
               <a:graphicData uri="http://schemas.openxmlformats.org/drawingml/2006/picture">
                 <pic:pic xmlns:pic="http://schemas.openxmlformats.org/drawingml/2006/picture">
                   <pic:nvPicPr>
-                    <pic:cNvPr id="10" name="Obraz 1524741466" descr="Obraz zawierający biały, design&#10;&#10;Zawartość wygenerowana przez AI może być niepoprawna."/>
+                    <pic:cNvPr id="10" name="Image4"/>
                     <pic:cNvPicPr>
                       <a:picLocks noChangeAspect="1" noChangeArrowheads="1"/>
                     </pic:cNvPicPr>
@@ -3267,7 +3310,7 @@
                   <pic:spPr bwMode="auto">
                     <a:xfrm>
                       <a:off x="0" y="0"/>
-                      <a:ext cx="899795" cy="899795"/>
+                      <a:ext cx="4796155" cy="1737360"/>
                     </a:xfrm>
                     <a:prstGeom prst="rect">
                       <a:avLst/>
@@ -3277,7 +3320,7 @@
                 </pic:pic>
               </a:graphicData>
             </a:graphic>
-          </wp:inline>
+          </wp:anchor>
         </w:drawing>
       </w:r>
     </w:p>
@@ -3309,10 +3352,18 @@
       <w:r>
         <w:rPr/>
         <w:drawing>
-          <wp:inline distT="0" distB="0" distL="0" distR="0">
-            <wp:extent cx="899795" cy="899795"/>
+          <wp:anchor distT="0" distB="0" distL="0" distR="0" simplePos="0" relativeHeight="9" behindDoc="0" locked="0" layoutInCell="0" allowOverlap="1">
+            <wp:simplePos x="0" y="0"/>
+            <wp:positionH relativeFrom="column">
+              <wp:align>center</wp:align>
+            </wp:positionH>
+            <wp:positionV relativeFrom="paragraph">
+              <wp:posOffset>635</wp:posOffset>
+            </wp:positionV>
+            <wp:extent cx="4713605" cy="1172210"/>
             <wp:effectExtent l="0" t="0" r="0" b="0"/>
-            <wp:docPr id="11" name="Obraz 1172799239" descr="Obraz zawierający biały, design&#10;&#10;Zawartość wygenerowana przez AI może być niepoprawna."/>
+            <wp:wrapSquare wrapText="largest"/>
+            <wp:docPr id="11" name="Image5"/>
             <wp:cNvGraphicFramePr>
               <a:graphicFrameLocks xmlns:a="http://schemas.openxmlformats.org/drawingml/2006/main" noChangeAspect="1"/>
             </wp:cNvGraphicFramePr>
@@ -3320,7 +3371,7 @@
               <a:graphicData uri="http://schemas.openxmlformats.org/drawingml/2006/picture">
                 <pic:pic xmlns:pic="http://schemas.openxmlformats.org/drawingml/2006/picture">
                   <pic:nvPicPr>
-                    <pic:cNvPr id="11" name="Obraz 1172799239" descr="Obraz zawierający biały, design&#10;&#10;Zawartość wygenerowana przez AI może być niepoprawna."/>
+                    <pic:cNvPr id="11" name="Image5"/>
                     <pic:cNvPicPr>
                       <a:picLocks noChangeAspect="1" noChangeArrowheads="1"/>
                     </pic:cNvPicPr>
@@ -3334,7 +3385,7 @@
                   <pic:spPr bwMode="auto">
                     <a:xfrm>
                       <a:off x="0" y="0"/>
-                      <a:ext cx="899795" cy="899795"/>
+                      <a:ext cx="4713605" cy="1172210"/>
                     </a:xfrm>
                     <a:prstGeom prst="rect">
                       <a:avLst/>
@@ -3344,7 +3395,7 @@
                 </pic:pic>
               </a:graphicData>
             </a:graphic>
-          </wp:inline>
+          </wp:anchor>
         </w:drawing>
       </w:r>
     </w:p>
@@ -3373,8 +3424,8 @@
         <w:tblLook w:val="04a0" w:noVBand="1" w:noHBand="0" w:lastColumn="0" w:firstColumn="1" w:lastRow="0" w:firstRow="1"/>
       </w:tblPr>
       <w:tblGrid>
-        <w:gridCol w:w="8195"/>
-        <w:gridCol w:w="1135"/>
+        <w:gridCol w:w="8194"/>
+        <w:gridCol w:w="1136"/>
         <w:gridCol w:w="1136"/>
       </w:tblGrid>
       <w:tr>
@@ -3383,7 +3434,7 @@
         </w:trPr>
         <w:tc>
           <w:tcPr>
-            <w:tcW w:w="8195" w:type="dxa"/>
+            <w:tcW w:w="8194" w:type="dxa"/>
             <w:tcBorders/>
             <w:vAlign w:val="center"/>
           </w:tcPr>
@@ -3391,6 +3442,7 @@
             <w:pPr>
               <w:pStyle w:val="PunktyTabela"/>
               <w:widowControl/>
+              <w:suppressAutoHyphens w:val="true"/>
               <w:spacing w:before="0" w:after="0"/>
               <w:jc w:val="start"/>
               <w:rPr>
@@ -3410,38 +3462,6 @@
                 <w:lang w:eastAsia="en-US" w:bidi="ar-SA"/>
               </w:rPr>
               <w:t>Punkty:</w:t>
-            </w:r>
-          </w:p>
-        </w:tc>
-        <w:tc>
-          <w:tcPr>
-            <w:tcW w:w="1135" w:type="dxa"/>
-            <w:tcBorders/>
-            <w:vAlign w:val="center"/>
-          </w:tcPr>
-          <w:p>
-            <w:pPr>
-              <w:pStyle w:val="PunktyTabela"/>
-              <w:widowControl/>
-              <w:spacing w:before="0" w:after="0"/>
-              <w:jc w:val="center"/>
-              <w:rPr>
-                <w:rFonts w:ascii="Calibri" w:hAnsi="Calibri" w:eastAsia="Calibri" w:cs="Arial"/>
-                <w:kern w:val="2"/>
-                <w:sz w:val="22"/>
-                <w:szCs w:val="22"/>
-                <w:lang w:eastAsia="en-US" w:bidi="ar-SA"/>
-              </w:rPr>
-            </w:pPr>
-            <w:r>
-              <w:rPr>
-                <w:rFonts w:eastAsia="Calibri" w:cs="Arial"/>
-                <w:kern w:val="2"/>
-                <w:sz w:val="22"/>
-                <w:szCs w:val="22"/>
-                <w:lang w:eastAsia="en-US" w:bidi="ar-SA"/>
-              </w:rPr>
-              <w:t>0</w:t>
             </w:r>
           </w:p>
         </w:tc>
@@ -3455,6 +3475,40 @@
             <w:pPr>
               <w:pStyle w:val="PunktyTabela"/>
               <w:widowControl/>
+              <w:suppressAutoHyphens w:val="true"/>
+              <w:spacing w:before="0" w:after="0"/>
+              <w:jc w:val="center"/>
+              <w:rPr>
+                <w:rFonts w:ascii="Calibri" w:hAnsi="Calibri" w:eastAsia="Calibri" w:cs="Arial"/>
+                <w:kern w:val="2"/>
+                <w:sz w:val="22"/>
+                <w:szCs w:val="22"/>
+                <w:lang w:eastAsia="en-US" w:bidi="ar-SA"/>
+              </w:rPr>
+            </w:pPr>
+            <w:r>
+              <w:rPr>
+                <w:rFonts w:eastAsia="Calibri" w:cs="Arial"/>
+                <w:kern w:val="2"/>
+                <w:sz w:val="22"/>
+                <w:szCs w:val="22"/>
+                <w:lang w:eastAsia="en-US" w:bidi="ar-SA"/>
+              </w:rPr>
+              <w:t>0</w:t>
+            </w:r>
+          </w:p>
+        </w:tc>
+        <w:tc>
+          <w:tcPr>
+            <w:tcW w:w="1136" w:type="dxa"/>
+            <w:tcBorders/>
+            <w:vAlign w:val="center"/>
+          </w:tcPr>
+          <w:p>
+            <w:pPr>
+              <w:pStyle w:val="PunktyTabela"/>
+              <w:widowControl/>
+              <w:suppressAutoHyphens w:val="true"/>
               <w:spacing w:before="0" w:after="0"/>
               <w:jc w:val="center"/>
               <w:rPr>
@@ -3523,10 +3577,18 @@
       <w:r>
         <w:rPr/>
         <w:drawing>
-          <wp:inline distT="0" distB="0" distL="0" distR="0">
-            <wp:extent cx="899795" cy="899795"/>
+          <wp:anchor distT="0" distB="0" distL="0" distR="0" simplePos="0" relativeHeight="10" behindDoc="0" locked="0" layoutInCell="0" allowOverlap="1">
+            <wp:simplePos x="0" y="0"/>
+            <wp:positionH relativeFrom="column">
+              <wp:align>center</wp:align>
+            </wp:positionH>
+            <wp:positionV relativeFrom="paragraph">
+              <wp:posOffset>635</wp:posOffset>
+            </wp:positionV>
+            <wp:extent cx="4805045" cy="1787525"/>
             <wp:effectExtent l="0" t="0" r="0" b="0"/>
-            <wp:docPr id="12" name="Obraz 400224951" descr="Obraz zawierający biały, design&#10;&#10;Zawartość wygenerowana przez AI może być niepoprawna."/>
+            <wp:wrapSquare wrapText="largest"/>
+            <wp:docPr id="12" name="Image6"/>
             <wp:cNvGraphicFramePr>
               <a:graphicFrameLocks xmlns:a="http://schemas.openxmlformats.org/drawingml/2006/main" noChangeAspect="1"/>
             </wp:cNvGraphicFramePr>
@@ -3534,7 +3596,7 @@
               <a:graphicData uri="http://schemas.openxmlformats.org/drawingml/2006/picture">
                 <pic:pic xmlns:pic="http://schemas.openxmlformats.org/drawingml/2006/picture">
                   <pic:nvPicPr>
-                    <pic:cNvPr id="12" name="Obraz 400224951" descr="Obraz zawierający biały, design&#10;&#10;Zawartość wygenerowana przez AI może być niepoprawna."/>
+                    <pic:cNvPr id="12" name="Image6"/>
                     <pic:cNvPicPr>
                       <a:picLocks noChangeAspect="1" noChangeArrowheads="1"/>
                     </pic:cNvPicPr>
@@ -3548,7 +3610,7 @@
                   <pic:spPr bwMode="auto">
                     <a:xfrm>
                       <a:off x="0" y="0"/>
-                      <a:ext cx="899795" cy="899795"/>
+                      <a:ext cx="4805045" cy="1787525"/>
                     </a:xfrm>
                     <a:prstGeom prst="rect">
                       <a:avLst/>
@@ -3558,7 +3620,7 @@
                 </pic:pic>
               </a:graphicData>
             </a:graphic>
-          </wp:inline>
+          </wp:anchor>
         </w:drawing>
       </w:r>
     </w:p>
@@ -3590,10 +3652,18 @@
       <w:r>
         <w:rPr/>
         <w:drawing>
-          <wp:inline distT="0" distB="0" distL="0" distR="0">
-            <wp:extent cx="899795" cy="899795"/>
+          <wp:anchor distT="0" distB="0" distL="0" distR="0" simplePos="0" relativeHeight="11" behindDoc="0" locked="0" layoutInCell="0" allowOverlap="1">
+            <wp:simplePos x="0" y="0"/>
+            <wp:positionH relativeFrom="column">
+              <wp:align>center</wp:align>
+            </wp:positionH>
+            <wp:positionV relativeFrom="paragraph">
+              <wp:posOffset>635</wp:posOffset>
+            </wp:positionV>
+            <wp:extent cx="4838065" cy="1820545"/>
             <wp:effectExtent l="0" t="0" r="0" b="0"/>
-            <wp:docPr id="13" name="Obraz 275518982" descr="Obraz zawierający biały, design&#10;&#10;Zawartość wygenerowana przez AI może być niepoprawna."/>
+            <wp:wrapSquare wrapText="largest"/>
+            <wp:docPr id="13" name="Image7"/>
             <wp:cNvGraphicFramePr>
               <a:graphicFrameLocks xmlns:a="http://schemas.openxmlformats.org/drawingml/2006/main" noChangeAspect="1"/>
             </wp:cNvGraphicFramePr>
@@ -3601,7 +3671,7 @@
               <a:graphicData uri="http://schemas.openxmlformats.org/drawingml/2006/picture">
                 <pic:pic xmlns:pic="http://schemas.openxmlformats.org/drawingml/2006/picture">
                   <pic:nvPicPr>
-                    <pic:cNvPr id="13" name="Obraz 275518982" descr="Obraz zawierający biały, design&#10;&#10;Zawartość wygenerowana przez AI może być niepoprawna."/>
+                    <pic:cNvPr id="13" name="Image7"/>
                     <pic:cNvPicPr>
                       <a:picLocks noChangeAspect="1" noChangeArrowheads="1"/>
                     </pic:cNvPicPr>
@@ -3615,7 +3685,7 @@
                   <pic:spPr bwMode="auto">
                     <a:xfrm>
                       <a:off x="0" y="0"/>
-                      <a:ext cx="899795" cy="899795"/>
+                      <a:ext cx="4838065" cy="1820545"/>
                     </a:xfrm>
                     <a:prstGeom prst="rect">
                       <a:avLst/>
@@ -3625,7 +3695,7 @@
                 </pic:pic>
               </a:graphicData>
             </a:graphic>
-          </wp:inline>
+          </wp:anchor>
         </w:drawing>
       </w:r>
     </w:p>
@@ -3657,10 +3727,18 @@
       <w:r>
         <w:rPr/>
         <w:drawing>
-          <wp:inline distT="0" distB="0" distL="0" distR="0">
-            <wp:extent cx="899795" cy="899795"/>
+          <wp:anchor distT="0" distB="0" distL="0" distR="0" simplePos="0" relativeHeight="12" behindDoc="0" locked="0" layoutInCell="0" allowOverlap="1">
+            <wp:simplePos x="0" y="0"/>
+            <wp:positionH relativeFrom="column">
+              <wp:align>center</wp:align>
+            </wp:positionH>
+            <wp:positionV relativeFrom="paragraph">
+              <wp:posOffset>635</wp:posOffset>
+            </wp:positionV>
+            <wp:extent cx="4846320" cy="1787525"/>
             <wp:effectExtent l="0" t="0" r="0" b="0"/>
-            <wp:docPr id="14" name="Obraz 609227852" descr="Obraz zawierający biały, design&#10;&#10;Zawartość wygenerowana przez AI może być niepoprawna."/>
+            <wp:wrapSquare wrapText="largest"/>
+            <wp:docPr id="14" name="Image8"/>
             <wp:cNvGraphicFramePr>
               <a:graphicFrameLocks xmlns:a="http://schemas.openxmlformats.org/drawingml/2006/main" noChangeAspect="1"/>
             </wp:cNvGraphicFramePr>
@@ -3668,7 +3746,7 @@
               <a:graphicData uri="http://schemas.openxmlformats.org/drawingml/2006/picture">
                 <pic:pic xmlns:pic="http://schemas.openxmlformats.org/drawingml/2006/picture">
                   <pic:nvPicPr>
-                    <pic:cNvPr id="14" name="Obraz 609227852" descr="Obraz zawierający biały, design&#10;&#10;Zawartość wygenerowana przez AI może być niepoprawna."/>
+                    <pic:cNvPr id="14" name="Image8"/>
                     <pic:cNvPicPr>
                       <a:picLocks noChangeAspect="1" noChangeArrowheads="1"/>
                     </pic:cNvPicPr>
@@ -3682,7 +3760,7 @@
                   <pic:spPr bwMode="auto">
                     <a:xfrm>
                       <a:off x="0" y="0"/>
-                      <a:ext cx="899795" cy="899795"/>
+                      <a:ext cx="4846320" cy="1787525"/>
                     </a:xfrm>
                     <a:prstGeom prst="rect">
                       <a:avLst/>
@@ -3692,7 +3770,7 @@
                 </pic:pic>
               </a:graphicData>
             </a:graphic>
-          </wp:inline>
+          </wp:anchor>
         </w:drawing>
       </w:r>
     </w:p>
@@ -3721,8 +3799,8 @@
         <w:tblLook w:val="04a0" w:noVBand="1" w:noHBand="0" w:lastColumn="0" w:firstColumn="1" w:lastRow="0" w:firstRow="1"/>
       </w:tblPr>
       <w:tblGrid>
-        <w:gridCol w:w="8195"/>
-        <w:gridCol w:w="1135"/>
+        <w:gridCol w:w="8194"/>
+        <w:gridCol w:w="1136"/>
         <w:gridCol w:w="1136"/>
       </w:tblGrid>
       <w:tr>
@@ -3731,7 +3809,7 @@
         </w:trPr>
         <w:tc>
           <w:tcPr>
-            <w:tcW w:w="8195" w:type="dxa"/>
+            <w:tcW w:w="8194" w:type="dxa"/>
             <w:tcBorders/>
             <w:vAlign w:val="center"/>
           </w:tcPr>
@@ -3739,6 +3817,7 @@
             <w:pPr>
               <w:pStyle w:val="PunktyTabela"/>
               <w:widowControl/>
+              <w:suppressAutoHyphens w:val="true"/>
               <w:spacing w:before="0" w:after="0"/>
               <w:jc w:val="start"/>
               <w:rPr>
@@ -3758,38 +3837,6 @@
                 <w:lang w:eastAsia="en-US" w:bidi="ar-SA"/>
               </w:rPr>
               <w:t>Punkty:</w:t>
-            </w:r>
-          </w:p>
-        </w:tc>
-        <w:tc>
-          <w:tcPr>
-            <w:tcW w:w="1135" w:type="dxa"/>
-            <w:tcBorders/>
-            <w:vAlign w:val="center"/>
-          </w:tcPr>
-          <w:p>
-            <w:pPr>
-              <w:pStyle w:val="PunktyTabela"/>
-              <w:widowControl/>
-              <w:spacing w:before="0" w:after="0"/>
-              <w:jc w:val="center"/>
-              <w:rPr>
-                <w:rFonts w:ascii="Calibri" w:hAnsi="Calibri" w:eastAsia="Calibri" w:cs="Arial"/>
-                <w:kern w:val="2"/>
-                <w:sz w:val="22"/>
-                <w:szCs w:val="22"/>
-                <w:lang w:eastAsia="en-US" w:bidi="ar-SA"/>
-              </w:rPr>
-            </w:pPr>
-            <w:r>
-              <w:rPr>
-                <w:rFonts w:eastAsia="Calibri" w:cs="Arial"/>
-                <w:kern w:val="2"/>
-                <w:sz w:val="22"/>
-                <w:szCs w:val="22"/>
-                <w:lang w:eastAsia="en-US" w:bidi="ar-SA"/>
-              </w:rPr>
-              <w:t>0</w:t>
             </w:r>
           </w:p>
         </w:tc>
@@ -3803,6 +3850,40 @@
             <w:pPr>
               <w:pStyle w:val="PunktyTabela"/>
               <w:widowControl/>
+              <w:suppressAutoHyphens w:val="true"/>
+              <w:spacing w:before="0" w:after="0"/>
+              <w:jc w:val="center"/>
+              <w:rPr>
+                <w:rFonts w:ascii="Calibri" w:hAnsi="Calibri" w:eastAsia="Calibri" w:cs="Arial"/>
+                <w:kern w:val="2"/>
+                <w:sz w:val="22"/>
+                <w:szCs w:val="22"/>
+                <w:lang w:eastAsia="en-US" w:bidi="ar-SA"/>
+              </w:rPr>
+            </w:pPr>
+            <w:r>
+              <w:rPr>
+                <w:rFonts w:eastAsia="Calibri" w:cs="Arial"/>
+                <w:kern w:val="2"/>
+                <w:sz w:val="22"/>
+                <w:szCs w:val="22"/>
+                <w:lang w:eastAsia="en-US" w:bidi="ar-SA"/>
+              </w:rPr>
+              <w:t>0</w:t>
+            </w:r>
+          </w:p>
+        </w:tc>
+        <w:tc>
+          <w:tcPr>
+            <w:tcW w:w="1136" w:type="dxa"/>
+            <w:tcBorders/>
+            <w:vAlign w:val="center"/>
+          </w:tcPr>
+          <w:p>
+            <w:pPr>
+              <w:pStyle w:val="PunktyTabela"/>
+              <w:widowControl/>
+              <w:suppressAutoHyphens w:val="true"/>
               <w:spacing w:before="0" w:after="0"/>
               <w:jc w:val="center"/>
               <w:rPr>
@@ -3892,11 +3973,29 @@
       </w:pPr>
       <w:r>
         <w:rPr/>
+        <w:t>=</w:t>
+      </w:r>
+    </w:p>
+    <w:p>
+      <w:pPr>
+        <w:pStyle w:val="Zadanie"/>
+        <w:rPr/>
+      </w:pPr>
+      <w:r>
+        <w:rPr/>
         <w:drawing>
-          <wp:inline distT="0" distB="0" distL="0" distR="0">
-            <wp:extent cx="3803650" cy="981075"/>
+          <wp:anchor distT="0" distB="0" distL="0" distR="0" simplePos="0" relativeHeight="14" behindDoc="0" locked="0" layoutInCell="0" allowOverlap="1">
+            <wp:simplePos x="0" y="0"/>
+            <wp:positionH relativeFrom="column">
+              <wp:posOffset>3361690</wp:posOffset>
+            </wp:positionH>
+            <wp:positionV relativeFrom="paragraph">
+              <wp:posOffset>645160</wp:posOffset>
+            </wp:positionV>
+            <wp:extent cx="3248025" cy="1210945"/>
             <wp:effectExtent l="0" t="0" r="0" b="0"/>
-            <wp:docPr id="15" name="Obraz 539446585"/>
+            <wp:wrapSquare wrapText="largest"/>
+            <wp:docPr id="15" name="Image10"/>
             <wp:cNvGraphicFramePr>
               <a:graphicFrameLocks xmlns:a="http://schemas.openxmlformats.org/drawingml/2006/main" noChangeAspect="1"/>
             </wp:cNvGraphicFramePr>
@@ -3904,7 +4003,7 @@
               <a:graphicData uri="http://schemas.openxmlformats.org/drawingml/2006/picture">
                 <pic:pic xmlns:pic="http://schemas.openxmlformats.org/drawingml/2006/picture">
                   <pic:nvPicPr>
-                    <pic:cNvPr id="15" name="Obraz 539446585"/>
+                    <pic:cNvPr id="15" name="Image10"/>
                     <pic:cNvPicPr>
                       <a:picLocks noChangeAspect="1" noChangeArrowheads="1"/>
                     </pic:cNvPicPr>
@@ -3918,7 +4017,7 @@
                   <pic:spPr bwMode="auto">
                     <a:xfrm>
                       <a:off x="0" y="0"/>
-                      <a:ext cx="3803650" cy="981075"/>
+                      <a:ext cx="3248025" cy="1210945"/>
                     </a:xfrm>
                     <a:prstGeom prst="rect">
                       <a:avLst/>
@@ -3928,20 +4027,21 @@
                 </pic:pic>
               </a:graphicData>
             </a:graphic>
-          </wp:inline>
+          </wp:anchor>
         </w:drawing>
-      </w:r>
-      <w:r>
-        <w:rPr/>
-        <w:t xml:space="preserve"> </w:t>
-      </w:r>
-      <w:r>
-        <w:rPr/>
         <w:drawing>
-          <wp:inline distT="0" distB="0" distL="0" distR="0">
-            <wp:extent cx="2705100" cy="981075"/>
+          <wp:anchor distT="0" distB="0" distL="0" distR="0" simplePos="0" relativeHeight="13" behindDoc="0" locked="0" layoutInCell="0" allowOverlap="1">
+            <wp:simplePos x="0" y="0"/>
+            <wp:positionH relativeFrom="column">
+              <wp:align>center</wp:align>
+            </wp:positionH>
+            <wp:positionV relativeFrom="paragraph">
+              <wp:posOffset>635</wp:posOffset>
+            </wp:positionV>
+            <wp:extent cx="6645910" cy="597535"/>
             <wp:effectExtent l="0" t="0" r="0" b="0"/>
-            <wp:docPr id="16" name="Obraz 762983165"/>
+            <wp:wrapSquare wrapText="largest"/>
+            <wp:docPr id="16" name="Image9"/>
             <wp:cNvGraphicFramePr>
               <a:graphicFrameLocks xmlns:a="http://schemas.openxmlformats.org/drawingml/2006/main" noChangeAspect="1"/>
             </wp:cNvGraphicFramePr>
@@ -3949,7 +4049,7 @@
               <a:graphicData uri="http://schemas.openxmlformats.org/drawingml/2006/picture">
                 <pic:pic xmlns:pic="http://schemas.openxmlformats.org/drawingml/2006/picture">
                   <pic:nvPicPr>
-                    <pic:cNvPr id="16" name="Obraz 762983165"/>
+                    <pic:cNvPr id="16" name="Image9"/>
                     <pic:cNvPicPr>
                       <a:picLocks noChangeAspect="1" noChangeArrowheads="1"/>
                     </pic:cNvPicPr>
@@ -3963,7 +4063,7 @@
                   <pic:spPr bwMode="auto">
                     <a:xfrm>
                       <a:off x="0" y="0"/>
-                      <a:ext cx="2705100" cy="981075"/>
+                      <a:ext cx="6645910" cy="597535"/>
                     </a:xfrm>
                     <a:prstGeom prst="rect">
                       <a:avLst/>
@@ -3973,9 +4073,13 @@
                 </pic:pic>
               </a:graphicData>
             </a:graphic>
-          </wp:inline>
+          </wp:anchor>
         </w:drawing>
       </w:r>
+      <w:r>
+        <w:rPr/>
+        <w:t xml:space="preserve"> </w:t>
+      </w:r>
     </w:p>
     <w:p>
       <w:pPr>
@@ -4013,10 +4117,18 @@
       <w:r>
         <w:rPr/>
         <w:drawing>
-          <wp:inline distT="0" distB="0" distL="0" distR="0">
-            <wp:extent cx="3803650" cy="981075"/>
+          <wp:anchor distT="0" distB="0" distL="0" distR="0" simplePos="0" relativeHeight="15" behindDoc="0" locked="0" layoutInCell="0" allowOverlap="1">
+            <wp:simplePos x="0" y="0"/>
+            <wp:positionH relativeFrom="column">
+              <wp:align>center</wp:align>
+            </wp:positionH>
+            <wp:positionV relativeFrom="paragraph">
+              <wp:posOffset>635</wp:posOffset>
+            </wp:positionV>
+            <wp:extent cx="6076315" cy="540385"/>
             <wp:effectExtent l="0" t="0" r="0" b="0"/>
-            <wp:docPr id="17" name="Obraz 1742050848"/>
+            <wp:wrapSquare wrapText="largest"/>
+            <wp:docPr id="17" name="Image11"/>
             <wp:cNvGraphicFramePr>
               <a:graphicFrameLocks xmlns:a="http://schemas.openxmlformats.org/drawingml/2006/main" noChangeAspect="1"/>
             </wp:cNvGraphicFramePr>
@@ -4024,7 +4136,7 @@
               <a:graphicData uri="http://schemas.openxmlformats.org/drawingml/2006/picture">
                 <pic:pic xmlns:pic="http://schemas.openxmlformats.org/drawingml/2006/picture">
                   <pic:nvPicPr>
-                    <pic:cNvPr id="17" name="Obraz 1742050848"/>
+                    <pic:cNvPr id="17" name="Image11"/>
                     <pic:cNvPicPr>
                       <a:picLocks noChangeAspect="1" noChangeArrowheads="1"/>
                     </pic:cNvPicPr>
@@ -4038,7 +4150,7 @@
                   <pic:spPr bwMode="auto">
                     <a:xfrm>
                       <a:off x="0" y="0"/>
-                      <a:ext cx="3803650" cy="981075"/>
+                      <a:ext cx="6076315" cy="540385"/>
                     </a:xfrm>
                     <a:prstGeom prst="rect">
                       <a:avLst/>
@@ -4048,53 +4160,12 @@
                 </pic:pic>
               </a:graphicData>
             </a:graphic>
-          </wp:inline>
+          </wp:anchor>
         </w:drawing>
       </w:r>
       <w:r>
         <w:rPr/>
         <w:t xml:space="preserve"> </w:t>
-      </w:r>
-      <w:r>
-        <w:rPr/>
-        <w:drawing>
-          <wp:inline distT="0" distB="0" distL="0" distR="0">
-            <wp:extent cx="2705100" cy="981075"/>
-            <wp:effectExtent l="0" t="0" r="0" b="0"/>
-            <wp:docPr id="18" name="Obraz 335608957"/>
-            <wp:cNvGraphicFramePr>
-              <a:graphicFrameLocks xmlns:a="http://schemas.openxmlformats.org/drawingml/2006/main" noChangeAspect="1"/>
-            </wp:cNvGraphicFramePr>
-            <a:graphic xmlns:a="http://schemas.openxmlformats.org/drawingml/2006/main">
-              <a:graphicData uri="http://schemas.openxmlformats.org/drawingml/2006/picture">
-                <pic:pic xmlns:pic="http://schemas.openxmlformats.org/drawingml/2006/picture">
-                  <pic:nvPicPr>
-                    <pic:cNvPr id="18" name="Obraz 335608957"/>
-                    <pic:cNvPicPr>
-                      <a:picLocks noChangeAspect="1" noChangeArrowheads="1"/>
-                    </pic:cNvPicPr>
-                  </pic:nvPicPr>
-                  <pic:blipFill>
-                    <a:blip r:embed="rId19"/>
-                    <a:stretch>
-                      <a:fillRect/>
-                    </a:stretch>
-                  </pic:blipFill>
-                  <pic:spPr bwMode="auto">
-                    <a:xfrm>
-                      <a:off x="0" y="0"/>
-                      <a:ext cx="2705100" cy="981075"/>
-                    </a:xfrm>
-                    <a:prstGeom prst="rect">
-                      <a:avLst/>
-                    </a:prstGeom>
-                    <a:noFill/>
-                  </pic:spPr>
-                </pic:pic>
-              </a:graphicData>
-            </a:graphic>
-          </wp:inline>
-        </w:drawing>
       </w:r>
     </w:p>
     <w:p>
@@ -4122,8 +4193,8 @@
         <w:tblLook w:val="04a0" w:noVBand="1" w:noHBand="0" w:lastColumn="0" w:firstColumn="1" w:lastRow="0" w:firstRow="1"/>
       </w:tblPr>
       <w:tblGrid>
-        <w:gridCol w:w="8195"/>
-        <w:gridCol w:w="1135"/>
+        <w:gridCol w:w="8194"/>
+        <w:gridCol w:w="1136"/>
         <w:gridCol w:w="1136"/>
       </w:tblGrid>
       <w:tr>
@@ -4132,7 +4203,7 @@
         </w:trPr>
         <w:tc>
           <w:tcPr>
-            <w:tcW w:w="8195" w:type="dxa"/>
+            <w:tcW w:w="8194" w:type="dxa"/>
             <w:tcBorders/>
             <w:vAlign w:val="center"/>
           </w:tcPr>
@@ -4140,6 +4211,7 @@
             <w:pPr>
               <w:pStyle w:val="PunktyTabela"/>
               <w:widowControl/>
+              <w:suppressAutoHyphens w:val="true"/>
               <w:spacing w:before="0" w:after="0"/>
               <w:jc w:val="start"/>
               <w:rPr>
@@ -4158,39 +4230,62 @@
                 <w:szCs w:val="22"/>
                 <w:lang w:eastAsia="en-US" w:bidi="ar-SA"/>
               </w:rPr>
-              <w:t>Punkty:</w:t>
-            </w:r>
-          </w:p>
-        </w:tc>
-        <w:tc>
-          <w:tcPr>
-            <w:tcW w:w="1135" w:type="dxa"/>
-            <w:tcBorders/>
-            <w:vAlign w:val="center"/>
-          </w:tcPr>
-          <w:p>
-            <w:pPr>
-              <w:pStyle w:val="PunktyTabela"/>
-              <w:widowControl/>
-              <w:spacing w:before="0" w:after="0"/>
-              <w:jc w:val="center"/>
-              <w:rPr>
-                <w:rFonts w:ascii="Calibri" w:hAnsi="Calibri" w:eastAsia="Calibri" w:cs="Arial"/>
+              <w:drawing>
+                <wp:anchor distT="0" distB="0" distL="0" distR="0" simplePos="0" relativeHeight="16" behindDoc="0" locked="0" layoutInCell="0" allowOverlap="1">
+                  <wp:simplePos x="0" y="0"/>
+                  <wp:positionH relativeFrom="column">
+                    <wp:posOffset>2671445</wp:posOffset>
+                  </wp:positionH>
+                  <wp:positionV relativeFrom="paragraph">
+                    <wp:posOffset>10160</wp:posOffset>
+                  </wp:positionV>
+                  <wp:extent cx="2398395" cy="1117600"/>
+                  <wp:effectExtent l="0" t="0" r="0" b="0"/>
+                  <wp:wrapSquare wrapText="largest"/>
+                  <wp:docPr id="18" name="Image12"/>
+                  <wp:cNvGraphicFramePr>
+                    <a:graphicFrameLocks xmlns:a="http://schemas.openxmlformats.org/drawingml/2006/main" noChangeAspect="1"/>
+                  </wp:cNvGraphicFramePr>
+                  <a:graphic xmlns:a="http://schemas.openxmlformats.org/drawingml/2006/main">
+                    <a:graphicData uri="http://schemas.openxmlformats.org/drawingml/2006/picture">
+                      <pic:pic xmlns:pic="http://schemas.openxmlformats.org/drawingml/2006/picture">
+                        <pic:nvPicPr>
+                          <pic:cNvPr id="18" name="Image12"/>
+                          <pic:cNvPicPr>
+                            <a:picLocks noChangeAspect="1" noChangeArrowheads="1"/>
+                          </pic:cNvPicPr>
+                        </pic:nvPicPr>
+                        <pic:blipFill>
+                          <a:blip r:embed="rId19"/>
+                          <a:stretch>
+                            <a:fillRect/>
+                          </a:stretch>
+                        </pic:blipFill>
+                        <pic:spPr bwMode="auto">
+                          <a:xfrm>
+                            <a:off x="0" y="0"/>
+                            <a:ext cx="2398395" cy="1117600"/>
+                          </a:xfrm>
+                          <a:prstGeom prst="rect">
+                            <a:avLst/>
+                          </a:prstGeom>
+                          <a:noFill/>
+                        </pic:spPr>
+                      </pic:pic>
+                    </a:graphicData>
+                  </a:graphic>
+                </wp:anchor>
+              </w:drawing>
+            </w:r>
+            <w:r>
+              <w:rPr>
+                <w:rFonts w:eastAsia="Calibri" w:cs="Arial"/>
                 <w:kern w:val="2"/>
                 <w:sz w:val="22"/>
                 <w:szCs w:val="22"/>
                 <w:lang w:eastAsia="en-US" w:bidi="ar-SA"/>
               </w:rPr>
-            </w:pPr>
-            <w:r>
-              <w:rPr>
-                <w:rFonts w:eastAsia="Calibri" w:cs="Arial"/>
-                <w:kern w:val="2"/>
-                <w:sz w:val="22"/>
-                <w:szCs w:val="22"/>
-                <w:lang w:eastAsia="en-US" w:bidi="ar-SA"/>
-              </w:rPr>
-              <w:t>0</w:t>
+              <w:t>Punkty:</w:t>
             </w:r>
           </w:p>
         </w:tc>
@@ -4204,6 +4299,40 @@
             <w:pPr>
               <w:pStyle w:val="PunktyTabela"/>
               <w:widowControl/>
+              <w:suppressAutoHyphens w:val="true"/>
+              <w:spacing w:before="0" w:after="0"/>
+              <w:jc w:val="center"/>
+              <w:rPr>
+                <w:rFonts w:ascii="Calibri" w:hAnsi="Calibri" w:eastAsia="Calibri" w:cs="Arial"/>
+                <w:kern w:val="2"/>
+                <w:sz w:val="22"/>
+                <w:szCs w:val="22"/>
+                <w:lang w:eastAsia="en-US" w:bidi="ar-SA"/>
+              </w:rPr>
+            </w:pPr>
+            <w:r>
+              <w:rPr>
+                <w:rFonts w:eastAsia="Calibri" w:cs="Arial"/>
+                <w:kern w:val="2"/>
+                <w:sz w:val="22"/>
+                <w:szCs w:val="22"/>
+                <w:lang w:eastAsia="en-US" w:bidi="ar-SA"/>
+              </w:rPr>
+              <w:t>0</w:t>
+            </w:r>
+          </w:p>
+        </w:tc>
+        <w:tc>
+          <w:tcPr>
+            <w:tcW w:w="1136" w:type="dxa"/>
+            <w:tcBorders/>
+            <w:vAlign w:val="center"/>
+          </w:tcPr>
+          <w:p>
+            <w:pPr>
+              <w:pStyle w:val="PunktyTabela"/>
+              <w:widowControl/>
+              <w:suppressAutoHyphens w:val="true"/>
               <w:spacing w:before="0" w:after="0"/>
               <w:jc w:val="center"/>
               <w:rPr>
@@ -4359,10 +4488,18 @@
       <w:r>
         <w:rPr/>
         <w:drawing>
-          <wp:inline distT="0" distB="0" distL="0" distR="0">
-            <wp:extent cx="899795" cy="899795"/>
+          <wp:anchor distT="0" distB="0" distL="0" distR="0" simplePos="0" relativeHeight="17" behindDoc="0" locked="0" layoutInCell="0" allowOverlap="1">
+            <wp:simplePos x="0" y="0"/>
+            <wp:positionH relativeFrom="column">
+              <wp:align>center</wp:align>
+            </wp:positionH>
+            <wp:positionV relativeFrom="paragraph">
+              <wp:posOffset>635</wp:posOffset>
+            </wp:positionV>
+            <wp:extent cx="1976120" cy="921385"/>
             <wp:effectExtent l="0" t="0" r="0" b="0"/>
-            <wp:docPr id="19" name="Obraz 1539294741" descr="Obraz zawierający biały, design&#10;&#10;Zawartość wygenerowana przez AI może być niepoprawna."/>
+            <wp:wrapSquare wrapText="largest"/>
+            <wp:docPr id="19" name="Image13"/>
             <wp:cNvGraphicFramePr>
               <a:graphicFrameLocks xmlns:a="http://schemas.openxmlformats.org/drawingml/2006/main" noChangeAspect="1"/>
             </wp:cNvGraphicFramePr>
@@ -4370,7 +4507,7 @@
               <a:graphicData uri="http://schemas.openxmlformats.org/drawingml/2006/picture">
                 <pic:pic xmlns:pic="http://schemas.openxmlformats.org/drawingml/2006/picture">
                   <pic:nvPicPr>
-                    <pic:cNvPr id="19" name="Obraz 1539294741" descr="Obraz zawierający biały, design&#10;&#10;Zawartość wygenerowana przez AI może być niepoprawna."/>
+                    <pic:cNvPr id="19" name="Image13"/>
                     <pic:cNvPicPr>
                       <a:picLocks noChangeAspect="1" noChangeArrowheads="1"/>
                     </pic:cNvPicPr>
@@ -4384,7 +4521,7 @@
                   <pic:spPr bwMode="auto">
                     <a:xfrm>
                       <a:off x="0" y="0"/>
-                      <a:ext cx="899795" cy="899795"/>
+                      <a:ext cx="1976120" cy="921385"/>
                     </a:xfrm>
                     <a:prstGeom prst="rect">
                       <a:avLst/>
@@ -4394,7 +4531,7 @@
                 </pic:pic>
               </a:graphicData>
             </a:graphic>
-          </wp:inline>
+          </wp:anchor>
         </w:drawing>
       </w:r>
     </w:p>
@@ -4414,31 +4551,22 @@
       </w:pPr>
       <w:r>
         <w:rPr/>
-        <w:t>Wstaw zrzut ekranu listy, gdy w polu wyszukiwania wpisano wystarczająco dużo znaków, by zadziałało filtrowanie. Upewnij się, że chociaż 2 wyniki będą wciąż widoczne:</w:t>
-      </w:r>
-    </w:p>
-    <w:p>
-      <w:pPr>
-        <w:pStyle w:val="Zadanie"/>
-        <w:rPr/>
-      </w:pPr>
-      <w:r>
-        <w:rPr/>
-      </w:r>
-    </w:p>
-    <w:p>
-      <w:pPr>
-        <w:pStyle w:val="Zadanie"/>
-        <w:jc w:val="center"/>
-        <w:rPr/>
-      </w:pPr>
-      <w:r>
-        <w:rPr/>
+        <w:t xml:space="preserve">Wstaw zrzut ekranu listy, gdy w polu wyszukiwania wpisano wystarczająco dużo znaków, by zadziałało filtrowanie. </w:t>
+      </w:r>
+      <w:r>
         <w:drawing>
-          <wp:inline distT="0" distB="0" distL="0" distR="0">
-            <wp:extent cx="899795" cy="899795"/>
+          <wp:anchor distT="0" distB="0" distL="0" distR="0" simplePos="0" relativeHeight="18" behindDoc="0" locked="0" layoutInCell="0" allowOverlap="1">
+            <wp:simplePos x="0" y="0"/>
+            <wp:positionH relativeFrom="column">
+              <wp:posOffset>2290445</wp:posOffset>
+            </wp:positionH>
+            <wp:positionV relativeFrom="paragraph">
+              <wp:posOffset>723900</wp:posOffset>
+            </wp:positionV>
+            <wp:extent cx="2925445" cy="1417955"/>
             <wp:effectExtent l="0" t="0" r="0" b="0"/>
-            <wp:docPr id="20" name="Obraz 722860813" descr="Obraz zawierający biały, design&#10;&#10;Zawartość wygenerowana przez AI może być niepoprawna."/>
+            <wp:wrapSquare wrapText="largest"/>
+            <wp:docPr id="20" name="Image14"/>
             <wp:cNvGraphicFramePr>
               <a:graphicFrameLocks xmlns:a="http://schemas.openxmlformats.org/drawingml/2006/main" noChangeAspect="1"/>
             </wp:cNvGraphicFramePr>
@@ -4446,7 +4574,7 @@
               <a:graphicData uri="http://schemas.openxmlformats.org/drawingml/2006/picture">
                 <pic:pic xmlns:pic="http://schemas.openxmlformats.org/drawingml/2006/picture">
                   <pic:nvPicPr>
-                    <pic:cNvPr id="20" name="Obraz 722860813" descr="Obraz zawierający biały, design&#10;&#10;Zawartość wygenerowana przez AI może być niepoprawna."/>
+                    <pic:cNvPr id="20" name="Image14"/>
                     <pic:cNvPicPr>
                       <a:picLocks noChangeAspect="1" noChangeArrowheads="1"/>
                     </pic:cNvPicPr>
@@ -4460,7 +4588,7 @@
                   <pic:spPr bwMode="auto">
                     <a:xfrm>
                       <a:off x="0" y="0"/>
-                      <a:ext cx="899795" cy="899795"/>
+                      <a:ext cx="2925445" cy="1417955"/>
                     </a:xfrm>
                     <a:prstGeom prst="rect">
                       <a:avLst/>
@@ -4470,8 +4598,31 @@
                 </pic:pic>
               </a:graphicData>
             </a:graphic>
-          </wp:inline>
+          </wp:anchor>
         </w:drawing>
+      </w:r>
+      <w:r>
+        <w:rPr/>
+        <w:t>Upewnij się, że chociaż 2 wyniki będą wciąż widoczne:</w:t>
+      </w:r>
+    </w:p>
+    <w:p>
+      <w:pPr>
+        <w:pStyle w:val="Zadanie"/>
+        <w:rPr/>
+      </w:pPr>
+      <w:r>
+        <w:rPr/>
+      </w:r>
+    </w:p>
+    <w:p>
+      <w:pPr>
+        <w:pStyle w:val="Zadanie"/>
+        <w:jc w:val="center"/>
+        <w:rPr/>
+      </w:pPr>
+      <w:r>
+        <w:rPr/>
       </w:r>
     </w:p>
     <w:p>
@@ -4499,8 +4650,8 @@
         <w:tblLook w:val="04a0" w:noVBand="1" w:noHBand="0" w:lastColumn="0" w:firstColumn="1" w:lastRow="0" w:firstRow="1"/>
       </w:tblPr>
       <w:tblGrid>
-        <w:gridCol w:w="8195"/>
-        <w:gridCol w:w="1135"/>
+        <w:gridCol w:w="8194"/>
+        <w:gridCol w:w="1136"/>
         <w:gridCol w:w="1136"/>
       </w:tblGrid>
       <w:tr>
@@ -4509,7 +4660,7 @@
         </w:trPr>
         <w:tc>
           <w:tcPr>
-            <w:tcW w:w="8195" w:type="dxa"/>
+            <w:tcW w:w="8194" w:type="dxa"/>
             <w:tcBorders/>
             <w:vAlign w:val="center"/>
           </w:tcPr>
@@ -4517,6 +4668,7 @@
             <w:pPr>
               <w:pStyle w:val="PunktyTabela"/>
               <w:widowControl/>
+              <w:suppressAutoHyphens w:val="true"/>
               <w:spacing w:before="0" w:after="0"/>
               <w:jc w:val="start"/>
               <w:rPr>
@@ -4536,38 +4688,6 @@
                 <w:lang w:eastAsia="en-US" w:bidi="ar-SA"/>
               </w:rPr>
               <w:t>Punkty:</w:t>
-            </w:r>
-          </w:p>
-        </w:tc>
-        <w:tc>
-          <w:tcPr>
-            <w:tcW w:w="1135" w:type="dxa"/>
-            <w:tcBorders/>
-            <w:vAlign w:val="center"/>
-          </w:tcPr>
-          <w:p>
-            <w:pPr>
-              <w:pStyle w:val="PunktyTabela"/>
-              <w:widowControl/>
-              <w:spacing w:before="0" w:after="0"/>
-              <w:jc w:val="center"/>
-              <w:rPr>
-                <w:rFonts w:ascii="Calibri" w:hAnsi="Calibri" w:eastAsia="Calibri" w:cs="Arial"/>
-                <w:kern w:val="2"/>
-                <w:sz w:val="22"/>
-                <w:szCs w:val="22"/>
-                <w:lang w:eastAsia="en-US" w:bidi="ar-SA"/>
-              </w:rPr>
-            </w:pPr>
-            <w:r>
-              <w:rPr>
-                <w:rFonts w:eastAsia="Calibri" w:cs="Arial"/>
-                <w:kern w:val="2"/>
-                <w:sz w:val="22"/>
-                <w:szCs w:val="22"/>
-                <w:lang w:eastAsia="en-US" w:bidi="ar-SA"/>
-              </w:rPr>
-              <w:t>0</w:t>
             </w:r>
           </w:p>
         </w:tc>
@@ -4581,6 +4701,40 @@
             <w:pPr>
               <w:pStyle w:val="PunktyTabela"/>
               <w:widowControl/>
+              <w:suppressAutoHyphens w:val="true"/>
+              <w:spacing w:before="0" w:after="0"/>
+              <w:jc w:val="center"/>
+              <w:rPr>
+                <w:rFonts w:ascii="Calibri" w:hAnsi="Calibri" w:eastAsia="Calibri" w:cs="Arial"/>
+                <w:kern w:val="2"/>
+                <w:sz w:val="22"/>
+                <w:szCs w:val="22"/>
+                <w:lang w:eastAsia="en-US" w:bidi="ar-SA"/>
+              </w:rPr>
+            </w:pPr>
+            <w:r>
+              <w:rPr>
+                <w:rFonts w:eastAsia="Calibri" w:cs="Arial"/>
+                <w:kern w:val="2"/>
+                <w:sz w:val="22"/>
+                <w:szCs w:val="22"/>
+                <w:lang w:eastAsia="en-US" w:bidi="ar-SA"/>
+              </w:rPr>
+              <w:t>0</w:t>
+            </w:r>
+          </w:p>
+        </w:tc>
+        <w:tc>
+          <w:tcPr>
+            <w:tcW w:w="1136" w:type="dxa"/>
+            <w:tcBorders/>
+            <w:vAlign w:val="center"/>
+          </w:tcPr>
+          <w:p>
+            <w:pPr>
+              <w:pStyle w:val="PunktyTabela"/>
+              <w:widowControl/>
+              <w:suppressAutoHyphens w:val="true"/>
               <w:spacing w:before="0" w:after="0"/>
               <w:jc w:val="center"/>
               <w:rPr>
@@ -4668,31 +4822,19 @@
       </w:r>
       <w:r>
         <w:rPr/>
-        <w:t>:</w:t>
-      </w:r>
-    </w:p>
-    <w:p>
-      <w:pPr>
-        <w:pStyle w:val="Zadanie"/>
-        <w:rPr/>
-      </w:pPr>
-      <w:r>
-        <w:rPr/>
-      </w:r>
-    </w:p>
-    <w:p>
-      <w:pPr>
-        <w:pStyle w:val="Zadanie"/>
-        <w:jc w:val="center"/>
-        <w:rPr/>
-      </w:pPr>
-      <w:r>
-        <w:rPr/>
         <w:drawing>
-          <wp:inline distT="0" distB="0" distL="0" distR="0">
-            <wp:extent cx="899795" cy="899795"/>
+          <wp:anchor distT="0" distB="0" distL="0" distR="0" simplePos="0" relativeHeight="19" behindDoc="0" locked="0" layoutInCell="0" allowOverlap="1">
+            <wp:simplePos x="0" y="0"/>
+            <wp:positionH relativeFrom="column">
+              <wp:posOffset>3769995</wp:posOffset>
+            </wp:positionH>
+            <wp:positionV relativeFrom="paragraph">
+              <wp:posOffset>406400</wp:posOffset>
+            </wp:positionV>
+            <wp:extent cx="2249170" cy="1090295"/>
             <wp:effectExtent l="0" t="0" r="0" b="0"/>
-            <wp:docPr id="21" name="Obraz 289238013" descr="Obraz zawierający biały, design&#10;&#10;Zawartość wygenerowana przez AI może być niepoprawna."/>
+            <wp:wrapSquare wrapText="largest"/>
+            <wp:docPr id="21" name="Image15"/>
             <wp:cNvGraphicFramePr>
               <a:graphicFrameLocks xmlns:a="http://schemas.openxmlformats.org/drawingml/2006/main" noChangeAspect="1"/>
             </wp:cNvGraphicFramePr>
@@ -4700,7 +4842,7 @@
               <a:graphicData uri="http://schemas.openxmlformats.org/drawingml/2006/picture">
                 <pic:pic xmlns:pic="http://schemas.openxmlformats.org/drawingml/2006/picture">
                   <pic:nvPicPr>
-                    <pic:cNvPr id="21" name="Obraz 289238013" descr="Obraz zawierający biały, design&#10;&#10;Zawartość wygenerowana przez AI może być niepoprawna."/>
+                    <pic:cNvPr id="21" name="Image15"/>
                     <pic:cNvPicPr>
                       <a:picLocks noChangeAspect="1" noChangeArrowheads="1"/>
                     </pic:cNvPicPr>
@@ -4714,7 +4856,7 @@
                   <pic:spPr bwMode="auto">
                     <a:xfrm>
                       <a:off x="0" y="0"/>
-                      <a:ext cx="899795" cy="899795"/>
+                      <a:ext cx="2249170" cy="1090295"/>
                     </a:xfrm>
                     <a:prstGeom prst="rect">
                       <a:avLst/>
@@ -4724,8 +4866,31 @@
                 </pic:pic>
               </a:graphicData>
             </a:graphic>
-          </wp:inline>
+          </wp:anchor>
         </w:drawing>
+      </w:r>
+      <w:r>
+        <w:rPr/>
+        <w:t>:</w:t>
+      </w:r>
+    </w:p>
+    <w:p>
+      <w:pPr>
+        <w:pStyle w:val="Zadanie"/>
+        <w:rPr/>
+      </w:pPr>
+      <w:r>
+        <w:rPr/>
+      </w:r>
+    </w:p>
+    <w:p>
+      <w:pPr>
+        <w:pStyle w:val="Zadanie"/>
+        <w:jc w:val="center"/>
+        <w:rPr/>
+      </w:pPr>
+      <w:r>
+        <w:rPr/>
       </w:r>
     </w:p>
     <w:tbl>
@@ -4744,8 +4909,8 @@
         <w:tblLook w:val="04a0" w:noVBand="1" w:noHBand="0" w:lastColumn="0" w:firstColumn="1" w:lastRow="0" w:firstRow="1"/>
       </w:tblPr>
       <w:tblGrid>
-        <w:gridCol w:w="8195"/>
-        <w:gridCol w:w="1135"/>
+        <w:gridCol w:w="8194"/>
+        <w:gridCol w:w="1136"/>
         <w:gridCol w:w="1136"/>
       </w:tblGrid>
       <w:tr>
@@ -4754,7 +4919,7 @@
         </w:trPr>
         <w:tc>
           <w:tcPr>
-            <w:tcW w:w="8195" w:type="dxa"/>
+            <w:tcW w:w="8194" w:type="dxa"/>
             <w:tcBorders/>
             <w:vAlign w:val="center"/>
           </w:tcPr>
@@ -4762,6 +4927,7 @@
             <w:pPr>
               <w:pStyle w:val="PunktyTabela"/>
               <w:widowControl/>
+              <w:suppressAutoHyphens w:val="true"/>
               <w:spacing w:before="0" w:after="0"/>
               <w:jc w:val="start"/>
               <w:rPr>
@@ -4781,38 +4947,6 @@
                 <w:lang w:eastAsia="en-US" w:bidi="ar-SA"/>
               </w:rPr>
               <w:t>Punkty:</w:t>
-            </w:r>
-          </w:p>
-        </w:tc>
-        <w:tc>
-          <w:tcPr>
-            <w:tcW w:w="1135" w:type="dxa"/>
-            <w:tcBorders/>
-            <w:vAlign w:val="center"/>
-          </w:tcPr>
-          <w:p>
-            <w:pPr>
-              <w:pStyle w:val="PunktyTabela"/>
-              <w:widowControl/>
-              <w:spacing w:before="0" w:after="0"/>
-              <w:jc w:val="center"/>
-              <w:rPr>
-                <w:rFonts w:ascii="Calibri" w:hAnsi="Calibri" w:eastAsia="Calibri" w:cs="Arial"/>
-                <w:kern w:val="2"/>
-                <w:sz w:val="22"/>
-                <w:szCs w:val="22"/>
-                <w:lang w:eastAsia="en-US" w:bidi="ar-SA"/>
-              </w:rPr>
-            </w:pPr>
-            <w:r>
-              <w:rPr>
-                <w:rFonts w:eastAsia="Calibri" w:cs="Arial"/>
-                <w:kern w:val="2"/>
-                <w:sz w:val="22"/>
-                <w:szCs w:val="22"/>
-                <w:lang w:eastAsia="en-US" w:bidi="ar-SA"/>
-              </w:rPr>
-              <w:t>0</w:t>
             </w:r>
           </w:p>
         </w:tc>
@@ -4826,6 +4960,40 @@
             <w:pPr>
               <w:pStyle w:val="PunktyTabela"/>
               <w:widowControl/>
+              <w:suppressAutoHyphens w:val="true"/>
+              <w:spacing w:before="0" w:after="0"/>
+              <w:jc w:val="center"/>
+              <w:rPr>
+                <w:rFonts w:ascii="Calibri" w:hAnsi="Calibri" w:eastAsia="Calibri" w:cs="Arial"/>
+                <w:kern w:val="2"/>
+                <w:sz w:val="22"/>
+                <w:szCs w:val="22"/>
+                <w:lang w:eastAsia="en-US" w:bidi="ar-SA"/>
+              </w:rPr>
+            </w:pPr>
+            <w:r>
+              <w:rPr>
+                <w:rFonts w:eastAsia="Calibri" w:cs="Arial"/>
+                <w:kern w:val="2"/>
+                <w:sz w:val="22"/>
+                <w:szCs w:val="22"/>
+                <w:lang w:eastAsia="en-US" w:bidi="ar-SA"/>
+              </w:rPr>
+              <w:t>0</w:t>
+            </w:r>
+          </w:p>
+        </w:tc>
+        <w:tc>
+          <w:tcPr>
+            <w:tcW w:w="1136" w:type="dxa"/>
+            <w:tcBorders/>
+            <w:vAlign w:val="center"/>
+          </w:tcPr>
+          <w:p>
+            <w:pPr>
+              <w:pStyle w:val="PunktyTabela"/>
+              <w:widowControl/>
+              <w:suppressAutoHyphens w:val="true"/>
               <w:spacing w:before="0" w:after="0"/>
               <w:jc w:val="center"/>
               <w:rPr>
@@ -4855,8 +5023,8 @@
         <w:pStyle w:val="Heading1"/>
         <w:rPr/>
       </w:pPr>
-      <w:bookmarkStart w:id="15" w:name="_Toc223385573"/>
-      <w:bookmarkStart w:id="16" w:name="_Toc146283472"/>
+      <w:bookmarkStart w:id="15" w:name="_Toc146283472"/>
+      <w:bookmarkStart w:id="16" w:name="_Toc223385573"/>
       <w:r>
         <w:rPr/>
         <w:t>Commit projektu do GIT</w:t>
@@ -4918,28 +5086,57 @@
       </w:pPr>
       <w:r>
         <w:rPr/>
+        <w:t>https://github.com/barczykjakub553-ui/barczykjakub553-ui.github.io/tree/main/lab-b</w:t>
+      </w:r>
+    </w:p>
+    <w:p>
+      <w:pPr>
+        <w:pStyle w:val="Heading1"/>
+        <w:rPr>
+          <w:lang w:val="pl-PL"/>
+        </w:rPr>
+      </w:pPr>
+      <w:bookmarkStart w:id="17" w:name="_Toc223385574"/>
+      <w:r>
+        <w:rPr>
+          <w:lang w:val="pl-PL"/>
+        </w:rPr>
+        <w:t>Podsumowanie</w:t>
+      </w:r>
+      <w:bookmarkEnd w:id="17"/>
+    </w:p>
+    <w:p>
+      <w:pPr>
+        <w:pStyle w:val="Zadanie"/>
+        <w:rPr/>
+      </w:pPr>
+      <w:r>
+        <w:rPr/>
+        <w:t>W kilku słowach/zdaniach napisz swoje przemyślenia odnośnie tego laboratorium. Nie używaj LLM.</w:t>
+      </w:r>
+    </w:p>
+    <w:p>
+      <w:pPr>
+        <w:pStyle w:val="Zadanie"/>
+        <w:rPr/>
+      </w:pPr>
+      <w:r>
+        <w:rPr/>
+      </w:r>
+    </w:p>
+    <w:p>
+      <w:pPr>
+        <w:pStyle w:val="Zadanie"/>
+        <w:rPr/>
+      </w:pPr>
+      <w:r>
+        <w:rPr/>
         <w:t>…</w:t>
       </w:r>
       <w:r>
         <w:rPr/>
-        <w:t>link, np. https://github.com/.../... …</w:t>
-      </w:r>
-    </w:p>
-    <w:p>
-      <w:pPr>
-        <w:pStyle w:val="Heading1"/>
-        <w:rPr>
-          <w:lang w:val="pl-PL"/>
-        </w:rPr>
-      </w:pPr>
-      <w:bookmarkStart w:id="17" w:name="_Toc223385574"/>
-      <w:r>
-        <w:rPr>
-          <w:lang w:val="pl-PL"/>
-        </w:rPr>
-        <w:t>Podsumowanie</w:t>
-      </w:r>
-      <w:bookmarkEnd w:id="17"/>
+        <w:t>podsumowanie…</w:t>
+      </w:r>
     </w:p>
     <w:p>
       <w:pPr>
@@ -4948,7 +5145,6 @@
       </w:pPr>
       <w:r>
         <w:rPr/>
-        <w:t>W kilku słowach/zdaniach napisz swoje przemyślenia odnośnie tego laboratorium. Nie używaj LLM.</w:t>
       </w:r>
     </w:p>
     <w:p>
@@ -4958,20 +5154,7 @@
       </w:pPr>
       <w:r>
         <w:rPr/>
-      </w:r>
-    </w:p>
-    <w:p>
-      <w:pPr>
-        <w:pStyle w:val="Zadanie"/>
-        <w:rPr/>
-      </w:pPr>
-      <w:r>
-        <w:rPr/>
-        <w:t>…</w:t>
-      </w:r>
-      <w:r>
-        <w:rPr/>
-        <w:t>podsumowanie…</w:t>
+        <w:t>Jest okej, fajne.</w:t>
       </w:r>
     </w:p>
     <w:p>
@@ -5095,7 +5278,7 @@
             <w:sz w:val="24"/>
             <w:szCs w:val="24"/>
           </w:rPr>
-          <w:t>7</w:t>
+          <w:t>6</w:t>
         </w:r>
         <w:r>
           <w:rPr>
@@ -5941,7 +6124,7 @@
   <w:docDefaults>
     <w:rPrDefault>
       <w:rPr>
-        <w:rFonts w:ascii="Calibri" w:hAnsi="Calibri" w:eastAsia="Calibri" w:cs="Arial" w:asciiTheme="minorHAnsi" w:cstheme="minorBidi" w:eastAsiaTheme="minorHAnsi" w:hAnsiTheme="minorHAnsi"/>
+        <w:rFonts w:ascii="Calibri" w:hAnsi="Calibri" w:eastAsia="Calibri" w:cs="" w:asciiTheme="minorHAnsi" w:cstheme="minorBidi" w:eastAsiaTheme="minorHAnsi" w:hAnsiTheme="minorHAnsi"/>
         <w:kern w:val="2"/>
         <w:sz w:val="22"/>
         <w:szCs w:val="22"/>
@@ -6339,12 +6522,13 @@
     <w:rsid w:val="00c16636"/>
     <w:pPr>
       <w:widowControl/>
+      <w:suppressAutoHyphens w:val="true"/>
       <w:bidi w:val="0"/>
       <w:spacing w:lineRule="auto" w:line="259" w:before="0" w:after="160"/>
       <w:jc w:val="start"/>
     </w:pPr>
     <w:rPr>
-      <w:rFonts w:ascii="Calibri" w:hAnsi="Calibri" w:eastAsia="Calibri" w:cs="Arial" w:asciiTheme="minorHAnsi" w:cstheme="minorBidi" w:eastAsiaTheme="minorHAnsi" w:hAnsiTheme="minorHAnsi"/>
+      <w:rFonts w:ascii="Calibri" w:hAnsi="Calibri" w:eastAsia="Calibri" w:cs="" w:asciiTheme="minorHAnsi" w:cstheme="minorBidi" w:eastAsiaTheme="minorHAnsi" w:hAnsiTheme="minorHAnsi"/>
       <w:color w:val="auto"/>
       <w:kern w:val="2"/>
       <w:sz w:val="22"/>
@@ -6368,7 +6552,7 @@
       <w:outlineLvl w:val="0"/>
     </w:pPr>
     <w:rPr>
-      <w:rFonts w:ascii="Calibri Light" w:hAnsi="Calibri Light" w:eastAsia="" w:cs="Times New Roman" w:asciiTheme="majorHAnsi" w:cstheme="majorBidi" w:eastAsiaTheme="majorEastAsia" w:hAnsiTheme="majorHAnsi"/>
+      <w:rFonts w:ascii="Calibri Light" w:hAnsi="Calibri Light" w:eastAsia="" w:cs="" w:asciiTheme="majorHAnsi" w:cstheme="majorBidi" w:eastAsiaTheme="majorEastAsia" w:hAnsiTheme="majorHAnsi"/>
       <w:b/>
       <w:smallCaps/>
       <w:sz w:val="32"/>
@@ -6409,7 +6593,7 @@
     <w:qFormat/>
     <w:rsid w:val="003b2421"/>
     <w:rPr>
-      <w:rFonts w:ascii="Calibri Light" w:hAnsi="Calibri Light" w:eastAsia="" w:cs="Times New Roman" w:asciiTheme="majorHAnsi" w:cstheme="majorBidi" w:eastAsiaTheme="majorEastAsia" w:hAnsiTheme="majorHAnsi"/>
+      <w:rFonts w:ascii="Calibri Light" w:hAnsi="Calibri Light" w:eastAsia="" w:cs="" w:asciiTheme="majorHAnsi" w:cstheme="majorBidi" w:eastAsiaTheme="majorEastAsia" w:hAnsiTheme="majorHAnsi"/>
       <w:b/>
       <w:smallCaps/>
       <w:sz w:val="32"/>
@@ -6435,7 +6619,7 @@
     <w:qFormat/>
     <w:rsid w:val="003b2421"/>
     <w:rPr>
-      <w:rFonts w:ascii="Calibri Light" w:hAnsi="Calibri Light" w:eastAsia="" w:cs="Times New Roman" w:asciiTheme="majorHAnsi" w:cstheme="majorBidi" w:eastAsiaTheme="majorEastAsia" w:hAnsiTheme="majorHAnsi"/>
+      <w:rFonts w:ascii="Calibri Light" w:hAnsi="Calibri Light" w:eastAsia="" w:cs="" w:asciiTheme="majorHAnsi" w:cstheme="majorBidi" w:eastAsiaTheme="majorEastAsia" w:hAnsiTheme="majorHAnsi"/>
       <w:b/>
       <w:smallCaps/>
       <w:spacing w:val="-10"/>
@@ -6616,7 +6800,7 @@
       <w:jc w:val="center"/>
     </w:pPr>
     <w:rPr>
-      <w:rFonts w:ascii="Calibri Light" w:hAnsi="Calibri Light" w:eastAsia="" w:cs="Times New Roman" w:asciiTheme="majorHAnsi" w:cstheme="majorBidi" w:eastAsiaTheme="majorEastAsia" w:hAnsiTheme="majorHAnsi"/>
+      <w:rFonts w:ascii="Calibri Light" w:hAnsi="Calibri Light" w:eastAsia="" w:cs="" w:asciiTheme="majorHAnsi" w:cstheme="majorBidi" w:eastAsiaTheme="majorEastAsia" w:hAnsiTheme="majorHAnsi"/>
       <w:b/>
       <w:smallCaps/>
       <w:spacing w:val="-10"/>
